--- a/Rear_Wall/rear_wall.docx
+++ b/Rear_Wall/rear_wall.docx
@@ -2,7 +2,7 @@
 <file path=word/document.xml><?xml version="1.0" encoding="utf-8"?>
 <w:document xmlns:w="http://schemas.openxmlformats.org/wordprocessingml/2006/main" xmlns:m="http://schemas.openxmlformats.org/officeDocument/2006/math" xmlns:r="http://schemas.openxmlformats.org/officeDocument/2006/relationships" xmlns:o="urn:schemas-microsoft-com:office:office" xmlns:v="urn:schemas-microsoft-com:vml" xmlns:w10="urn:schemas-microsoft-com:office:word" xmlns:a="http://schemas.openxmlformats.org/drawingml/2006/main" xmlns:pic="http://schemas.openxmlformats.org/drawingml/2006/picture" xmlns:wp="http://schemas.openxmlformats.org/drawingml/2006/wordprocessingDrawing">
   <w:body>
-    <w:bookmarkStart w:id="38" w:name="rear-wall---set-up-list"/>
+    <w:bookmarkStart w:id="32" w:name="rear-wall---set-up-list"/>
     <w:p>
       <w:pPr>
         <w:pStyle w:val="Heading1"/>
@@ -208,7 +208,7 @@
         <w:br w:type="page"/>
       </w:r>
     </w:p>
-    <w:bookmarkStart w:id="25" w:name="step-1"/>
+    <w:bookmarkStart w:id="23" w:name="step-1"/>
     <w:p>
       <w:pPr>
         <w:pStyle w:val="Heading2"/>
@@ -318,89 +318,55 @@
         <w:br w:type="page"/>
       </w:r>
     </w:p>
-    <w:tbl>
-      <w:tblPr>
-        <w:tblStyle w:val="Table"/>
-        <w:tblW w:type="pct" w:w="5000"/>
-        <w:tblLayout w:type="fixed"/>
-        <w:tblLook w:firstRow="0" w:lastRow="0" w:firstColumn="0" w:lastColumn="0" w:noHBand="0" w:noVBand="0" w:val="0000"/>
-      </w:tblPr>
-      <w:tblGrid>
-        <w:gridCol w:w="7920"/>
-      </w:tblGrid>
-      <w:tr>
-        <w:tc>
-          <w:tcPr/>
-          <w:bookmarkStart w:id="24" w:name="fig-539a35d47e664c97a50115a146a7f1bd-1"/>
-          <w:p>
-            <w:pPr>
-              <w:pStyle w:val="Compact"/>
-              <w:jc w:val="center"/>
-            </w:pPr>
-            <w:bookmarkStart w:id="23" w:name="fig-539a35d47e664c97a50115a146a7f1bd-1"/>
-            <w:r>
-              <w:drawing>
-                <wp:inline>
-                  <wp:extent cx="5943600" cy="8229600"/>
-                  <wp:effectExtent b="0" l="0" r="0" t="0"/>
-                  <wp:docPr descr=" " title="" id="21" name="Picture"/>
-                  <a:graphic>
-                    <a:graphicData uri="http://schemas.openxmlformats.org/drawingml/2006/picture">
-                      <pic:pic>
-                        <pic:nvPicPr>
-                          <pic:cNvPr descr="images/rear_wall_01.png" id="22" name="Picture"/>
-                          <pic:cNvPicPr>
-                            <a:picLocks noChangeArrowheads="1" noChangeAspect="1"/>
-                          </pic:cNvPicPr>
-                        </pic:nvPicPr>
-                        <pic:blipFill>
-                          <a:blip r:embed="rId20"/>
-                          <a:stretch>
-                            <a:fillRect/>
-                          </a:stretch>
-                        </pic:blipFill>
-                        <pic:spPr bwMode="auto">
-                          <a:xfrm>
-                            <a:off x="0" y="0"/>
-                            <a:ext cx="5943600" cy="8229600"/>
-                          </a:xfrm>
-                          <a:prstGeom prst="rect">
-                            <a:avLst/>
-                          </a:prstGeom>
-                          <a:noFill/>
-                          <a:ln w="9525">
-                            <a:noFill/>
-                            <a:headEnd/>
-                            <a:tailEnd/>
-                          </a:ln>
-                        </pic:spPr>
-                      </pic:pic>
-                    </a:graphicData>
-                  </a:graphic>
-                </wp:inline>
-              </w:drawing>
-            </w:r>
-            <w:bookmarkEnd w:id="23"/>
-          </w:p>
-          <w:p>
-            <w:pPr>
-              <w:jc w:val="center"/>
-            </w:pPr>
-            <w:pPr>
-              <w:jc w:val="start"/>
-              <w:spacing w:before="200"/>
-              <w:pStyle w:val="ImageCaption"/>
-            </w:pPr>
-            <w:r>
-              <w:t xml:space="preserve"> </w:t>
-            </w:r>
-          </w:p>
-          <w:bookmarkEnd w:id="24"/>
-        </w:tc>
-      </w:tr>
-    </w:tbl>
-    <w:bookmarkEnd w:id="25"/>
-    <w:bookmarkStart w:id="31" w:name="step-2"/>
+    <w:p>
+      <w:pPr>
+        <w:pStyle w:val="FirstParagraph"/>
+      </w:pPr>
+      <w:r>
+        <w:drawing>
+          <wp:inline>
+            <wp:extent cx="5943600" cy="8229600"/>
+            <wp:effectExtent b="0" l="0" r="0" t="0"/>
+            <wp:docPr descr="" title="" id="21" name="Picture"/>
+            <a:graphic>
+              <a:graphicData uri="http://schemas.openxmlformats.org/drawingml/2006/picture">
+                <pic:pic>
+                  <pic:nvPicPr>
+                    <pic:cNvPr descr="images/rear_wall_01.png" id="22" name="Picture"/>
+                    <pic:cNvPicPr>
+                      <a:picLocks noChangeArrowheads="1" noChangeAspect="1"/>
+                    </pic:cNvPicPr>
+                  </pic:nvPicPr>
+                  <pic:blipFill>
+                    <a:blip r:embed="rId20"/>
+                    <a:stretch>
+                      <a:fillRect/>
+                    </a:stretch>
+                  </pic:blipFill>
+                  <pic:spPr bwMode="auto">
+                    <a:xfrm>
+                      <a:off x="0" y="0"/>
+                      <a:ext cx="5943600" cy="8229600"/>
+                    </a:xfrm>
+                    <a:prstGeom prst="rect">
+                      <a:avLst/>
+                    </a:prstGeom>
+                    <a:noFill/>
+                    <a:ln w="9525">
+                      <a:noFill/>
+                      <a:headEnd/>
+                      <a:tailEnd/>
+                    </a:ln>
+                  </pic:spPr>
+                </pic:pic>
+              </a:graphicData>
+            </a:graphic>
+          </wp:inline>
+        </w:drawing>
+      </w:r>
+    </w:p>
+    <w:bookmarkEnd w:id="23"/>
+    <w:bookmarkStart w:id="27" w:name="step-2"/>
     <w:p>
       <w:pPr>
         <w:pStyle w:val="Heading2"/>
@@ -537,749 +503,615 @@
         <w:br w:type="page"/>
       </w:r>
     </w:p>
-    <w:tbl>
-      <w:tblPr>
-        <w:tblStyle w:val="Table"/>
-        <w:tblW w:type="pct" w:w="5000"/>
-        <w:tblLayout w:type="fixed"/>
-        <w:tblLook w:firstRow="0" w:lastRow="0" w:firstColumn="0" w:lastColumn="0" w:noHBand="0" w:noVBand="0" w:val="0000"/>
-      </w:tblPr>
-      <w:tblGrid>
-        <w:gridCol w:w="7920"/>
-      </w:tblGrid>
-      <w:tr>
-        <w:tc>
-          <w:tcPr/>
-          <w:bookmarkStart w:id="30" w:name="fig-539a35d47e664c97a50115a146a7f1bd-2"/>
-          <w:p>
-            <w:pPr>
-              <w:pStyle w:val="Compact"/>
-              <w:jc w:val="center"/>
-            </w:pPr>
-            <w:bookmarkStart w:id="29" w:name="fig-539a35d47e664c97a50115a146a7f1bd-2"/>
-            <w:r>
-              <w:drawing>
-                <wp:inline>
-                  <wp:extent cx="5943600" cy="8229600"/>
-                  <wp:effectExtent b="0" l="0" r="0" t="0"/>
-                  <wp:docPr descr=" " title="" id="27" name="Picture"/>
-                  <a:graphic>
-                    <a:graphicData uri="http://schemas.openxmlformats.org/drawingml/2006/picture">
-                      <pic:pic>
-                        <pic:nvPicPr>
-                          <pic:cNvPr descr="images/rear_wall_02.png" id="28" name="Picture"/>
-                          <pic:cNvPicPr>
-                            <a:picLocks noChangeArrowheads="1" noChangeAspect="1"/>
-                          </pic:cNvPicPr>
-                        </pic:nvPicPr>
-                        <pic:blipFill>
-                          <a:blip r:embed="rId26"/>
-                          <a:stretch>
-                            <a:fillRect/>
-                          </a:stretch>
-                        </pic:blipFill>
-                        <pic:spPr bwMode="auto">
-                          <a:xfrm>
-                            <a:off x="0" y="0"/>
-                            <a:ext cx="5943600" cy="8229600"/>
-                          </a:xfrm>
-                          <a:prstGeom prst="rect">
-                            <a:avLst/>
-                          </a:prstGeom>
-                          <a:noFill/>
-                          <a:ln w="9525">
-                            <a:noFill/>
-                            <a:headEnd/>
-                            <a:tailEnd/>
-                          </a:ln>
-                        </pic:spPr>
-                      </pic:pic>
-                    </a:graphicData>
-                  </a:graphic>
-                </wp:inline>
-              </w:drawing>
-            </w:r>
-            <w:bookmarkEnd w:id="29"/>
-          </w:p>
-          <w:p>
-            <w:pPr>
-              <w:jc w:val="center"/>
-            </w:pPr>
-            <w:pPr>
-              <w:jc w:val="start"/>
-              <w:spacing w:before="200"/>
-              <w:pStyle w:val="ImageCaption"/>
-            </w:pPr>
-            <w:r>
-              <w:t xml:space="preserve"> </w:t>
-            </w:r>
-          </w:p>
-          <w:bookmarkEnd w:id="30"/>
-        </w:tc>
-      </w:tr>
-    </w:tbl>
+    <w:p>
+      <w:pPr>
+        <w:pStyle w:val="FirstParagraph"/>
+      </w:pPr>
+      <w:r>
+        <w:drawing>
+          <wp:inline>
+            <wp:extent cx="5943600" cy="8229600"/>
+            <wp:effectExtent b="0" l="0" r="0" t="0"/>
+            <wp:docPr descr="" title="" id="25" name="Picture"/>
+            <a:graphic>
+              <a:graphicData uri="http://schemas.openxmlformats.org/drawingml/2006/picture">
+                <pic:pic>
+                  <pic:nvPicPr>
+                    <pic:cNvPr descr="images/rear_wall_02.png" id="26" name="Picture"/>
+                    <pic:cNvPicPr>
+                      <a:picLocks noChangeArrowheads="1" noChangeAspect="1"/>
+                    </pic:cNvPicPr>
+                  </pic:nvPicPr>
+                  <pic:blipFill>
+                    <a:blip r:embed="rId24"/>
+                    <a:stretch>
+                      <a:fillRect/>
+                    </a:stretch>
+                  </pic:blipFill>
+                  <pic:spPr bwMode="auto">
+                    <a:xfrm>
+                      <a:off x="0" y="0"/>
+                      <a:ext cx="5943600" cy="8229600"/>
+                    </a:xfrm>
+                    <a:prstGeom prst="rect">
+                      <a:avLst/>
+                    </a:prstGeom>
+                    <a:noFill/>
+                    <a:ln w="9525">
+                      <a:noFill/>
+                      <a:headEnd/>
+                      <a:tailEnd/>
+                    </a:ln>
+                  </pic:spPr>
+                </pic:pic>
+              </a:graphicData>
+            </a:graphic>
+          </wp:inline>
+        </w:drawing>
+      </w:r>
+    </w:p>
+    <w:bookmarkEnd w:id="27"/>
+    <w:bookmarkStart w:id="31" w:name="step-3"/>
+    <w:p>
+      <w:pPr>
+        <w:pStyle w:val="Heading2"/>
+      </w:pPr>
+      <w:r>
+        <w:t xml:space="preserve">Step 3</w:t>
+      </w:r>
+    </w:p>
+    <w:p>
+      <w:pPr>
+        <w:pStyle w:val="Compact"/>
+        <w:numPr>
+          <w:ilvl w:val="0"/>
+          <w:numId w:val="1004"/>
+        </w:numPr>
+      </w:pPr>
+      <w:r>
+        <w:t xml:space="preserve">Secure the long boards on both sides of the window</w:t>
+      </w:r>
+      <w:r>
+        <w:br/>
+      </w:r>
+      <w:r>
+        <w:t xml:space="preserve">— 2 nails into the studs at the top</w:t>
+      </w:r>
+      <w:r>
+        <w:br/>
+      </w:r>
+      <w:r>
+        <w:t xml:space="preserve">— 2 nails into those same studs at the bottom</w:t>
+      </w:r>
+    </w:p>
+    <w:p>
+      <w:pPr>
+        <w:pStyle w:val="Compact"/>
+        <w:numPr>
+          <w:ilvl w:val="0"/>
+          <w:numId w:val="1004"/>
+        </w:numPr>
+      </w:pPr>
+      <w:r>
+        <w:t xml:space="preserve">Place next stud as designated in diagram</w:t>
+      </w:r>
+    </w:p>
+    <w:p>
+      <w:pPr>
+        <w:pStyle w:val="Compact"/>
+        <w:numPr>
+          <w:ilvl w:val="0"/>
+          <w:numId w:val="1004"/>
+        </w:numPr>
+      </w:pPr>
+      <w:r>
+        <w:t xml:space="preserve">CLAMP and put 3 nails into the double studs</w:t>
+      </w:r>
+      <w:r>
+        <w:br/>
+      </w:r>
+      <w:r>
+        <w:t xml:space="preserve">— ONLY in the lower half BELOW the window.</w:t>
+      </w:r>
+    </w:p>
+    <w:p>
+      <w:pPr>
+        <w:pStyle w:val="Compact"/>
+        <w:numPr>
+          <w:ilvl w:val="0"/>
+          <w:numId w:val="1004"/>
+        </w:numPr>
+      </w:pPr>
+      <w:r>
+        <w:t xml:space="preserve">Put 2 FRAMING nails at each end of each stud, through the top and bottom plates, on the marked lines.</w:t>
+      </w:r>
+    </w:p>
+    <w:p>
+      <w:r>
+        <w:br w:type="page"/>
+      </w:r>
+    </w:p>
+    <w:p>
+      <w:pPr>
+        <w:pStyle w:val="FirstParagraph"/>
+      </w:pPr>
+      <w:r>
+        <w:drawing>
+          <wp:inline>
+            <wp:extent cx="5943600" cy="8229600"/>
+            <wp:effectExtent b="0" l="0" r="0" t="0"/>
+            <wp:docPr descr="" title="" id="29" name="Picture"/>
+            <a:graphic>
+              <a:graphicData uri="http://schemas.openxmlformats.org/drawingml/2006/picture">
+                <pic:pic>
+                  <pic:nvPicPr>
+                    <pic:cNvPr descr="images/rear_wall_03.png" id="30" name="Picture"/>
+                    <pic:cNvPicPr>
+                      <a:picLocks noChangeArrowheads="1" noChangeAspect="1"/>
+                    </pic:cNvPicPr>
+                  </pic:nvPicPr>
+                  <pic:blipFill>
+                    <a:blip r:embed="rId28"/>
+                    <a:stretch>
+                      <a:fillRect/>
+                    </a:stretch>
+                  </pic:blipFill>
+                  <pic:spPr bwMode="auto">
+                    <a:xfrm>
+                      <a:off x="0" y="0"/>
+                      <a:ext cx="5943600" cy="8229600"/>
+                    </a:xfrm>
+                    <a:prstGeom prst="rect">
+                      <a:avLst/>
+                    </a:prstGeom>
+                    <a:noFill/>
+                    <a:ln w="9525">
+                      <a:noFill/>
+                      <a:headEnd/>
+                      <a:tailEnd/>
+                    </a:ln>
+                  </pic:spPr>
+                </pic:pic>
+              </a:graphicData>
+            </a:graphic>
+          </wp:inline>
+        </w:drawing>
+      </w:r>
+    </w:p>
     <w:bookmarkEnd w:id="31"/>
-    <w:bookmarkStart w:id="37" w:name="step-3"/>
+    <w:bookmarkEnd w:id="32"/>
+    <w:bookmarkStart w:id="56" w:name="step-4"/>
+    <w:p>
+      <w:pPr>
+        <w:pStyle w:val="Heading1"/>
+      </w:pPr>
+      <w:r>
+        <w:t xml:space="preserve">Step 4</w:t>
+      </w:r>
+    </w:p>
+    <w:p>
+      <w:pPr>
+        <w:pStyle w:val="Compact"/>
+        <w:numPr>
+          <w:ilvl w:val="0"/>
+          <w:numId w:val="1005"/>
+        </w:numPr>
+      </w:pPr>
+      <w:r>
+        <w:t xml:space="preserve">Place the straight stud selected in Step 1 between the double stud</w:t>
+      </w:r>
+      <w:r>
+        <w:t xml:space="preserve"> </w:t>
+      </w:r>
+      <w:r>
+        <w:t xml:space="preserve">and the wall edge, as shown in the diagram.</w:t>
+      </w:r>
+    </w:p>
+    <w:p>
+      <w:pPr>
+        <w:pStyle w:val="Compact"/>
+        <w:numPr>
+          <w:ilvl w:val="0"/>
+          <w:numId w:val="1005"/>
+        </w:numPr>
+      </w:pPr>
+      <w:r>
+        <w:t xml:space="preserve">Place a 20-1/2” block horizontally against the top plate, as shown</w:t>
+      </w:r>
+      <w:r>
+        <w:t xml:space="preserve"> </w:t>
+      </w:r>
+      <w:r>
+        <w:t xml:space="preserve">in the diagram. Clamp it in place, and nail it to the top plate.</w:t>
+      </w:r>
+    </w:p>
+    <w:p>
+      <w:pPr>
+        <w:pStyle w:val="Compact"/>
+        <w:numPr>
+          <w:ilvl w:val="0"/>
+          <w:numId w:val="1005"/>
+        </w:numPr>
+      </w:pPr>
+      <w:r>
+        <w:t xml:space="preserve">Place a 13-3/4” block vertically against the double stud and up against the block above.</w:t>
+      </w:r>
+      <w:r>
+        <w:t xml:space="preserve"> </w:t>
+      </w:r>
+      <w:r>
+        <w:t xml:space="preserve">Clamp it to the double studs and nail it to these studs in two places.</w:t>
+      </w:r>
+    </w:p>
+    <w:p>
+      <w:pPr>
+        <w:pStyle w:val="Compact"/>
+        <w:numPr>
+          <w:ilvl w:val="0"/>
+          <w:numId w:val="1005"/>
+        </w:numPr>
+      </w:pPr>
+      <w:r>
+        <w:t xml:space="preserve">Place a second 20-1/2” block horizontally below the vertical block as shown, and nail it to this block, and then through the newly installed stud, as shown in the diagram.</w:t>
+      </w:r>
+    </w:p>
+    <w:p>
+      <w:pPr>
+        <w:pStyle w:val="Compact"/>
+        <w:numPr>
+          <w:ilvl w:val="0"/>
+          <w:numId w:val="1005"/>
+        </w:numPr>
+      </w:pPr>
+      <w:r>
+        <w:t xml:space="preserve">Finally, put two nails through the top and bottom plates into the new stud.</w:t>
+      </w:r>
+    </w:p>
+    <w:p>
+      <w:r>
+        <w:br w:type="page"/>
+      </w:r>
+    </w:p>
+    <w:p>
+      <w:pPr>
+        <w:pStyle w:val="FirstParagraph"/>
+      </w:pPr>
+      <w:r>
+        <w:drawing>
+          <wp:inline>
+            <wp:extent cx="5943600" cy="8229600"/>
+            <wp:effectExtent b="0" l="0" r="0" t="0"/>
+            <wp:docPr descr="" title="" id="34" name="Picture"/>
+            <a:graphic>
+              <a:graphicData uri="http://schemas.openxmlformats.org/drawingml/2006/picture">
+                <pic:pic>
+                  <pic:nvPicPr>
+                    <pic:cNvPr descr="images/rear_wall_04.png" id="35" name="Picture"/>
+                    <pic:cNvPicPr>
+                      <a:picLocks noChangeArrowheads="1" noChangeAspect="1"/>
+                    </pic:cNvPicPr>
+                  </pic:nvPicPr>
+                  <pic:blipFill>
+                    <a:blip r:embed="rId33"/>
+                    <a:stretch>
+                      <a:fillRect/>
+                    </a:stretch>
+                  </pic:blipFill>
+                  <pic:spPr bwMode="auto">
+                    <a:xfrm>
+                      <a:off x="0" y="0"/>
+                      <a:ext cx="5943600" cy="8229600"/>
+                    </a:xfrm>
+                    <a:prstGeom prst="rect">
+                      <a:avLst/>
+                    </a:prstGeom>
+                    <a:noFill/>
+                    <a:ln w="9525">
+                      <a:noFill/>
+                      <a:headEnd/>
+                      <a:tailEnd/>
+                    </a:ln>
+                  </pic:spPr>
+                </pic:pic>
+              </a:graphicData>
+            </a:graphic>
+          </wp:inline>
+        </w:drawing>
+      </w:r>
+    </w:p>
+    <w:bookmarkStart w:id="39" w:name="step-4b"/>
     <w:p>
       <w:pPr>
         <w:pStyle w:val="Heading2"/>
       </w:pPr>
       <w:r>
-        <w:t xml:space="preserve">Step 3</w:t>
-      </w:r>
-    </w:p>
-    <w:p>
-      <w:pPr>
-        <w:pStyle w:val="Compact"/>
-        <w:numPr>
-          <w:ilvl w:val="0"/>
-          <w:numId w:val="1004"/>
-        </w:numPr>
-      </w:pPr>
-      <w:r>
-        <w:t xml:space="preserve">Secure the long boards on both sides of the window</w:t>
+        <w:t xml:space="preserve">Step 4b</w:t>
+      </w:r>
+    </w:p>
+    <w:p>
+      <w:pPr>
+        <w:pStyle w:val="Compact"/>
+        <w:numPr>
+          <w:ilvl w:val="0"/>
+          <w:numId w:val="1006"/>
+        </w:numPr>
+      </w:pPr>
+      <w:r>
+        <w:t xml:space="preserve">Position a 6½” block on each side below the air conditioner opening as shown in</w:t>
+      </w:r>
+      <w:r>
+        <w:t xml:space="preserve"> </w:t>
+      </w:r>
+      <w:r>
+        <w:t xml:space="preserve">the diagram, and nail each block to the adjacent stud with 2 nails.</w:t>
+      </w:r>
+    </w:p>
+    <w:p>
+      <w:pPr>
+        <w:pStyle w:val="Compact"/>
+        <w:numPr>
+          <w:ilvl w:val="0"/>
+          <w:numId w:val="1006"/>
+        </w:numPr>
+      </w:pPr>
+      <w:r>
+        <w:t xml:space="preserve">Position a third 6½” block next to the one on the window side, and nail this block</w:t>
+      </w:r>
+      <w:r>
+        <w:t xml:space="preserve"> </w:t>
+      </w:r>
+      <w:r>
+        <w:t xml:space="preserve">to its neighbor, again with two nails</w:t>
+      </w:r>
+    </w:p>
+    <w:p>
+      <w:r>
+        <w:br w:type="page"/>
+      </w:r>
+    </w:p>
+    <w:p>
+      <w:pPr>
+        <w:pStyle w:val="FirstParagraph"/>
+      </w:pPr>
+      <w:r>
+        <w:drawing>
+          <wp:inline>
+            <wp:extent cx="5943600" cy="8229600"/>
+            <wp:effectExtent b="0" l="0" r="0" t="0"/>
+            <wp:docPr descr="" title="" id="37" name="Picture"/>
+            <a:graphic>
+              <a:graphicData uri="http://schemas.openxmlformats.org/drawingml/2006/picture">
+                <pic:pic>
+                  <pic:nvPicPr>
+                    <pic:cNvPr descr="images/rear_wall_04b.png" id="38" name="Picture"/>
+                    <pic:cNvPicPr>
+                      <a:picLocks noChangeArrowheads="1" noChangeAspect="1"/>
+                    </pic:cNvPicPr>
+                  </pic:nvPicPr>
+                  <pic:blipFill>
+                    <a:blip r:embed="rId36"/>
+                    <a:stretch>
+                      <a:fillRect/>
+                    </a:stretch>
+                  </pic:blipFill>
+                  <pic:spPr bwMode="auto">
+                    <a:xfrm>
+                      <a:off x="0" y="0"/>
+                      <a:ext cx="5943600" cy="8229600"/>
+                    </a:xfrm>
+                    <a:prstGeom prst="rect">
+                      <a:avLst/>
+                    </a:prstGeom>
+                    <a:noFill/>
+                    <a:ln w="9525">
+                      <a:noFill/>
+                      <a:headEnd/>
+                      <a:tailEnd/>
+                    </a:ln>
+                  </pic:spPr>
+                </pic:pic>
+              </a:graphicData>
+            </a:graphic>
+          </wp:inline>
+        </w:drawing>
+      </w:r>
+    </w:p>
+    <w:bookmarkEnd w:id="39"/>
+    <w:bookmarkStart w:id="43" w:name="step-5"/>
+    <w:p>
+      <w:pPr>
+        <w:pStyle w:val="Heading2"/>
+      </w:pPr>
+      <w:r>
+        <w:t xml:space="preserve">Step 5</w:t>
+      </w:r>
+    </w:p>
+    <w:p>
+      <w:pPr>
+        <w:pStyle w:val="Compact"/>
+        <w:numPr>
+          <w:ilvl w:val="0"/>
+          <w:numId w:val="1007"/>
+        </w:numPr>
+      </w:pPr>
+      <w:r>
+        <w:t xml:space="preserve">Line the Tyvek up to be flush with the top and overlap about 6” on the sides</w:t>
+      </w:r>
+    </w:p>
+    <w:p>
+      <w:pPr>
+        <w:pStyle w:val="Compact"/>
+        <w:numPr>
+          <w:ilvl w:val="0"/>
+          <w:numId w:val="1007"/>
+        </w:numPr>
+      </w:pPr>
+      <w:r>
+        <w:t xml:space="preserve">Roll out little bits at a time and staple 8” apart along the top plate, pulling the Tyvek</w:t>
+      </w:r>
+      <w:r>
+        <w:t xml:space="preserve"> </w:t>
+      </w:r>
+      <w:r>
+        <w:t xml:space="preserve">so that it will be tight. At the end of the top cut off the roll with about 6” extra on the side</w:t>
+      </w:r>
+    </w:p>
+    <w:p>
+      <w:pPr>
+        <w:pStyle w:val="Compact"/>
+        <w:numPr>
+          <w:ilvl w:val="0"/>
+          <w:numId w:val="1007"/>
+        </w:numPr>
+      </w:pPr>
+      <w:r>
+        <w:t xml:space="preserve">Staple around the perimeter pulling so that it is tight</w:t>
+      </w:r>
+    </w:p>
+    <w:p>
+      <w:pPr>
+        <w:pStyle w:val="Compact"/>
+        <w:numPr>
+          <w:ilvl w:val="0"/>
+          <w:numId w:val="1007"/>
+        </w:numPr>
+      </w:pPr>
+      <w:r>
+        <w:t xml:space="preserve">Staple along ALL of the inner studs, across the top and bottom of the window .and across the bottom of the A/C blocking</w:t>
+      </w:r>
+    </w:p>
+    <w:p>
+      <w:r>
+        <w:br w:type="page"/>
+      </w:r>
+    </w:p>
+    <w:p>
+      <w:pPr>
+        <w:pStyle w:val="FirstParagraph"/>
+      </w:pPr>
+      <w:r>
+        <w:drawing>
+          <wp:inline>
+            <wp:extent cx="5943600" cy="8229600"/>
+            <wp:effectExtent b="0" l="0" r="0" t="0"/>
+            <wp:docPr descr="" title="" id="41" name="Picture"/>
+            <a:graphic>
+              <a:graphicData uri="http://schemas.openxmlformats.org/drawingml/2006/picture">
+                <pic:pic>
+                  <pic:nvPicPr>
+                    <pic:cNvPr descr="images/rear_wall_05.png" id="42" name="Picture"/>
+                    <pic:cNvPicPr>
+                      <a:picLocks noChangeArrowheads="1" noChangeAspect="1"/>
+                    </pic:cNvPicPr>
+                  </pic:nvPicPr>
+                  <pic:blipFill>
+                    <a:blip r:embed="rId40"/>
+                    <a:stretch>
+                      <a:fillRect/>
+                    </a:stretch>
+                  </pic:blipFill>
+                  <pic:spPr bwMode="auto">
+                    <a:xfrm>
+                      <a:off x="0" y="0"/>
+                      <a:ext cx="5943600" cy="8229600"/>
+                    </a:xfrm>
+                    <a:prstGeom prst="rect">
+                      <a:avLst/>
+                    </a:prstGeom>
+                    <a:noFill/>
+                    <a:ln w="9525">
+                      <a:noFill/>
+                      <a:headEnd/>
+                      <a:tailEnd/>
+                    </a:ln>
+                  </pic:spPr>
+                </pic:pic>
+              </a:graphicData>
+            </a:graphic>
+          </wp:inline>
+        </w:drawing>
+      </w:r>
+    </w:p>
+    <w:bookmarkEnd w:id="43"/>
+    <w:bookmarkStart w:id="47" w:name="step-6"/>
+    <w:p>
+      <w:pPr>
+        <w:pStyle w:val="Heading2"/>
+      </w:pPr>
+      <w:r>
+        <w:t xml:space="preserve">Step 6</w:t>
+      </w:r>
+    </w:p>
+    <w:p>
+      <w:pPr>
+        <w:pStyle w:val="Compact"/>
+        <w:numPr>
+          <w:ilvl w:val="0"/>
+          <w:numId w:val="1008"/>
+        </w:numPr>
+      </w:pPr>
+      <w:r>
+        <w:t xml:space="preserve">Cut out the Tyvek where the window goes on all 4 sides</w:t>
+      </w:r>
+    </w:p>
+    <w:p>
+      <w:pPr>
+        <w:pStyle w:val="Compact"/>
+        <w:numPr>
+          <w:ilvl w:val="0"/>
+          <w:numId w:val="1008"/>
+        </w:numPr>
+      </w:pPr>
+      <w:r>
+        <w:t xml:space="preserve">Using the pattern board, cut Peel-and-Stick flashing for the sides and top and bottom of the window opening (</w:t>
+      </w:r>
+      <w:r>
+        <w:t xml:space="preserve">“inner long”</w:t>
+      </w:r>
+      <w:r>
+        <w:t xml:space="preserve"> </w:t>
+      </w:r>
+      <w:r>
+        <w:t xml:space="preserve">and</w:t>
+      </w:r>
+      <w:r>
+        <w:t xml:space="preserve"> </w:t>
+      </w:r>
+      <w:r>
+        <w:t xml:space="preserve">“inner short”</w:t>
+      </w:r>
+      <w:r>
+        <w:t xml:space="preserve">).</w:t>
+      </w:r>
+    </w:p>
+    <w:p>
+      <w:pPr>
+        <w:pStyle w:val="Compact"/>
+        <w:numPr>
+          <w:ilvl w:val="0"/>
+          <w:numId w:val="1008"/>
+        </w:numPr>
+      </w:pPr>
+      <w:r>
+        <w:t xml:space="preserve">Put peel and stick around the window opening.</w:t>
       </w:r>
       <w:r>
         <w:br/>
       </w:r>
       <w:r>
-        <w:t xml:space="preserve">— 2 nails into the studs at the top</w:t>
+        <w:t xml:space="preserve">— half of each strip sticks up above the framing</w:t>
       </w:r>
       <w:r>
         <w:br/>
       </w:r>
       <w:r>
-        <w:t xml:space="preserve">— 2 nails into those same studs at the bottom</w:t>
-      </w:r>
-    </w:p>
-    <w:p>
-      <w:pPr>
-        <w:pStyle w:val="Compact"/>
-        <w:numPr>
-          <w:ilvl w:val="0"/>
-          <w:numId w:val="1004"/>
-        </w:numPr>
-      </w:pPr>
-      <w:r>
-        <w:t xml:space="preserve">Place next stud as designated in diagram</w:t>
-      </w:r>
-    </w:p>
-    <w:p>
-      <w:pPr>
-        <w:pStyle w:val="Compact"/>
-        <w:numPr>
-          <w:ilvl w:val="0"/>
-          <w:numId w:val="1004"/>
-        </w:numPr>
-      </w:pPr>
-      <w:r>
-        <w:t xml:space="preserve">CLAMP and put 3 nails into the double studs</w:t>
+        <w:t xml:space="preserve">— flashing wraps around the corners</w:t>
       </w:r>
       <w:r>
         <w:br/>
       </w:r>
       <w:r>
-        <w:t xml:space="preserve">— ONLY in the lower half BELOW the window.</w:t>
-      </w:r>
-    </w:p>
-    <w:p>
-      <w:pPr>
-        <w:pStyle w:val="Compact"/>
-        <w:numPr>
-          <w:ilvl w:val="0"/>
-          <w:numId w:val="1004"/>
-        </w:numPr>
-      </w:pPr>
-      <w:r>
-        <w:t xml:space="preserve">Put 2 FRAMING nails at each end of each stud, through the top and bottom plates, on the marked lines.</w:t>
-      </w:r>
-    </w:p>
-    <w:p>
-      <w:r>
-        <w:br w:type="page"/>
-      </w:r>
-    </w:p>
-    <w:tbl>
-      <w:tblPr>
-        <w:tblStyle w:val="Table"/>
-        <w:tblW w:type="pct" w:w="5000"/>
-        <w:tblLayout w:type="fixed"/>
-        <w:tblLook w:firstRow="0" w:lastRow="0" w:firstColumn="0" w:lastColumn="0" w:noHBand="0" w:noVBand="0" w:val="0000"/>
-      </w:tblPr>
-      <w:tblGrid>
-        <w:gridCol w:w="7920"/>
-      </w:tblGrid>
-      <w:tr>
-        <w:tc>
-          <w:tcPr/>
-          <w:bookmarkStart w:id="36" w:name="fig-539a35d47e664c97a50115a146a7f1bd-3"/>
-          <w:p>
-            <w:pPr>
-              <w:pStyle w:val="Compact"/>
-              <w:jc w:val="center"/>
-            </w:pPr>
-            <w:bookmarkStart w:id="35" w:name="fig-539a35d47e664c97a50115a146a7f1bd-3"/>
-            <w:r>
-              <w:drawing>
-                <wp:inline>
-                  <wp:extent cx="5943600" cy="8229600"/>
-                  <wp:effectExtent b="0" l="0" r="0" t="0"/>
-                  <wp:docPr descr=" " title="" id="33" name="Picture"/>
-                  <a:graphic>
-                    <a:graphicData uri="http://schemas.openxmlformats.org/drawingml/2006/picture">
-                      <pic:pic>
-                        <pic:nvPicPr>
-                          <pic:cNvPr descr="images/rear_wall_03.png" id="34" name="Picture"/>
-                          <pic:cNvPicPr>
-                            <a:picLocks noChangeArrowheads="1" noChangeAspect="1"/>
-                          </pic:cNvPicPr>
-                        </pic:nvPicPr>
-                        <pic:blipFill>
-                          <a:blip r:embed="rId32"/>
-                          <a:stretch>
-                            <a:fillRect/>
-                          </a:stretch>
-                        </pic:blipFill>
-                        <pic:spPr bwMode="auto">
-                          <a:xfrm>
-                            <a:off x="0" y="0"/>
-                            <a:ext cx="5943600" cy="8229600"/>
-                          </a:xfrm>
-                          <a:prstGeom prst="rect">
-                            <a:avLst/>
-                          </a:prstGeom>
-                          <a:noFill/>
-                          <a:ln w="9525">
-                            <a:noFill/>
-                            <a:headEnd/>
-                            <a:tailEnd/>
-                          </a:ln>
-                        </pic:spPr>
-                      </pic:pic>
-                    </a:graphicData>
-                  </a:graphic>
-                </wp:inline>
-              </w:drawing>
-            </w:r>
-            <w:bookmarkEnd w:id="35"/>
-          </w:p>
-          <w:p>
-            <w:pPr>
-              <w:jc w:val="center"/>
-            </w:pPr>
-            <w:pPr>
-              <w:jc w:val="start"/>
-              <w:spacing w:before="200"/>
-              <w:pStyle w:val="ImageCaption"/>
-            </w:pPr>
-            <w:r>
-              <w:t xml:space="preserve"> </w:t>
-            </w:r>
-          </w:p>
-          <w:bookmarkEnd w:id="36"/>
-        </w:tc>
-      </w:tr>
-    </w:tbl>
-    <w:bookmarkEnd w:id="37"/>
-    <w:bookmarkEnd w:id="38"/>
-    <w:bookmarkStart w:id="74" w:name="step-4"/>
-    <w:p>
-      <w:pPr>
-        <w:pStyle w:val="Heading1"/>
-      </w:pPr>
-      <w:r>
-        <w:t xml:space="preserve">Step 4</w:t>
-      </w:r>
-    </w:p>
-    <w:p>
-      <w:pPr>
-        <w:pStyle w:val="Compact"/>
-        <w:numPr>
-          <w:ilvl w:val="0"/>
-          <w:numId w:val="1005"/>
-        </w:numPr>
-      </w:pPr>
-      <w:r>
-        <w:t xml:space="preserve">Place the straight stud selected in Step 1 between the double stud</w:t>
-      </w:r>
-      <w:r>
-        <w:t xml:space="preserve"> </w:t>
-      </w:r>
-      <w:r>
-        <w:t xml:space="preserve">and the wall edge, as shown in the diagram.</w:t>
-      </w:r>
-    </w:p>
-    <w:p>
-      <w:pPr>
-        <w:pStyle w:val="Compact"/>
-        <w:numPr>
-          <w:ilvl w:val="0"/>
-          <w:numId w:val="1005"/>
-        </w:numPr>
-      </w:pPr>
-      <w:r>
-        <w:t xml:space="preserve">Place a 20-1/2” block horizontally against the top plate, as shown</w:t>
-      </w:r>
-      <w:r>
-        <w:t xml:space="preserve"> </w:t>
-      </w:r>
-      <w:r>
-        <w:t xml:space="preserve">in the diagram. Clamp it in place, and nail it to the top plate.</w:t>
-      </w:r>
-    </w:p>
-    <w:p>
-      <w:pPr>
-        <w:pStyle w:val="Compact"/>
-        <w:numPr>
-          <w:ilvl w:val="0"/>
-          <w:numId w:val="1005"/>
-        </w:numPr>
-      </w:pPr>
-      <w:r>
-        <w:t xml:space="preserve">Place a 13-3/4” block vertically against the double stud and up against the block above.</w:t>
-      </w:r>
-      <w:r>
-        <w:t xml:space="preserve"> </w:t>
-      </w:r>
-      <w:r>
-        <w:t xml:space="preserve">Clamp it to the double studs and nail it to these studs in two places.</w:t>
-      </w:r>
-    </w:p>
-    <w:p>
-      <w:pPr>
-        <w:pStyle w:val="Compact"/>
-        <w:numPr>
-          <w:ilvl w:val="0"/>
-          <w:numId w:val="1005"/>
-        </w:numPr>
-      </w:pPr>
-      <w:r>
-        <w:t xml:space="preserve">Place a second 20-1/2” block horizontally below the vertical block as shown, and nail it to this block, and then through the newly installed stud, as shown in the diagram.</w:t>
-      </w:r>
-    </w:p>
-    <w:p>
-      <w:pPr>
-        <w:pStyle w:val="Compact"/>
-        <w:numPr>
-          <w:ilvl w:val="0"/>
-          <w:numId w:val="1005"/>
-        </w:numPr>
-      </w:pPr>
-      <w:r>
-        <w:t xml:space="preserve">Finally, put two nails through the top and bottom plates into the new stud.</w:t>
-      </w:r>
-    </w:p>
-    <w:p>
-      <w:r>
-        <w:br w:type="page"/>
-      </w:r>
-    </w:p>
-    <w:tbl>
-      <w:tblPr>
-        <w:tblStyle w:val="Table"/>
-        <w:tblW w:type="pct" w:w="5000"/>
-        <w:tblLayout w:type="fixed"/>
-        <w:tblLook w:firstRow="0" w:lastRow="0" w:firstColumn="0" w:lastColumn="0" w:noHBand="0" w:noVBand="0" w:val="0000"/>
-      </w:tblPr>
-      <w:tblGrid>
-        <w:gridCol w:w="7920"/>
-      </w:tblGrid>
-      <w:tr>
-        <w:tc>
-          <w:tcPr/>
-          <w:bookmarkStart w:id="43" w:name="fig-539a35d47e664c97a50115a146a7f1bd-4"/>
-          <w:p>
-            <w:pPr>
-              <w:pStyle w:val="Compact"/>
-              <w:jc w:val="center"/>
-            </w:pPr>
-            <w:bookmarkStart w:id="42" w:name="fig-539a35d47e664c97a50115a146a7f1bd-4"/>
-            <w:r>
-              <w:drawing>
-                <wp:inline>
-                  <wp:extent cx="5943600" cy="8229600"/>
-                  <wp:effectExtent b="0" l="0" r="0" t="0"/>
-                  <wp:docPr descr=" " title="" id="40" name="Picture"/>
-                  <a:graphic>
-                    <a:graphicData uri="http://schemas.openxmlformats.org/drawingml/2006/picture">
-                      <pic:pic>
-                        <pic:nvPicPr>
-                          <pic:cNvPr descr="images/rear_wall_04.png" id="41" name="Picture"/>
-                          <pic:cNvPicPr>
-                            <a:picLocks noChangeArrowheads="1" noChangeAspect="1"/>
-                          </pic:cNvPicPr>
-                        </pic:nvPicPr>
-                        <pic:blipFill>
-                          <a:blip r:embed="rId39"/>
-                          <a:stretch>
-                            <a:fillRect/>
-                          </a:stretch>
-                        </pic:blipFill>
-                        <pic:spPr bwMode="auto">
-                          <a:xfrm>
-                            <a:off x="0" y="0"/>
-                            <a:ext cx="5943600" cy="8229600"/>
-                          </a:xfrm>
-                          <a:prstGeom prst="rect">
-                            <a:avLst/>
-                          </a:prstGeom>
-                          <a:noFill/>
-                          <a:ln w="9525">
-                            <a:noFill/>
-                            <a:headEnd/>
-                            <a:tailEnd/>
-                          </a:ln>
-                        </pic:spPr>
-                      </pic:pic>
-                    </a:graphicData>
-                  </a:graphic>
-                </wp:inline>
-              </w:drawing>
-            </w:r>
-            <w:bookmarkEnd w:id="42"/>
-          </w:p>
-          <w:p>
-            <w:pPr>
-              <w:jc w:val="center"/>
-            </w:pPr>
-            <w:pPr>
-              <w:jc w:val="start"/>
-              <w:spacing w:before="200"/>
-              <w:pStyle w:val="ImageCaption"/>
-            </w:pPr>
-            <w:r>
-              <w:t xml:space="preserve"> </w:t>
-            </w:r>
-          </w:p>
-          <w:bookmarkEnd w:id="43"/>
-        </w:tc>
-      </w:tr>
-    </w:tbl>
-    <w:bookmarkStart w:id="49" w:name="step-4b"/>
-    <w:p>
-      <w:pPr>
-        <w:pStyle w:val="Heading2"/>
-      </w:pPr>
-      <w:r>
-        <w:t xml:space="preserve">Step 4b</w:t>
-      </w:r>
-    </w:p>
-    <w:p>
-      <w:pPr>
-        <w:pStyle w:val="Compact"/>
-        <w:numPr>
-          <w:ilvl w:val="0"/>
-          <w:numId w:val="1006"/>
-        </w:numPr>
-      </w:pPr>
-      <w:r>
-        <w:t xml:space="preserve">Position a 6½” block on each side below the air conditioner opening as shown in</w:t>
-      </w:r>
-      <w:r>
-        <w:t xml:space="preserve"> </w:t>
-      </w:r>
-      <w:r>
-        <w:t xml:space="preserve">the diagram, and nail each block to the adjacent stud with 2 nails.</w:t>
-      </w:r>
-    </w:p>
-    <w:p>
-      <w:pPr>
-        <w:pStyle w:val="Compact"/>
-        <w:numPr>
-          <w:ilvl w:val="0"/>
-          <w:numId w:val="1006"/>
-        </w:numPr>
-      </w:pPr>
-      <w:r>
-        <w:t xml:space="preserve">Position a third 6½” block next to the one on the window side, and nail this block</w:t>
-      </w:r>
-      <w:r>
-        <w:t xml:space="preserve"> </w:t>
-      </w:r>
-      <w:r>
-        <w:t xml:space="preserve">to its neighbor, again with two nails</w:t>
-      </w:r>
-    </w:p>
-    <w:p>
-      <w:r>
-        <w:br w:type="page"/>
-      </w:r>
-    </w:p>
-    <w:tbl>
-      <w:tblPr>
-        <w:tblStyle w:val="Table"/>
-        <w:tblW w:type="pct" w:w="5000"/>
-        <w:tblLayout w:type="fixed"/>
-        <w:tblLook w:firstRow="0" w:lastRow="0" w:firstColumn="0" w:lastColumn="0" w:noHBand="0" w:noVBand="0" w:val="0000"/>
-      </w:tblPr>
-      <w:tblGrid>
-        <w:gridCol w:w="7920"/>
-      </w:tblGrid>
-      <w:tr>
-        <w:tc>
-          <w:tcPr/>
-          <w:bookmarkStart w:id="48" w:name="fig-539a35d47e664c97a50115a146a7f1bd-5"/>
-          <w:p>
-            <w:pPr>
-              <w:pStyle w:val="Compact"/>
-              <w:jc w:val="center"/>
-            </w:pPr>
-            <w:bookmarkStart w:id="47" w:name="fig-539a35d47e664c97a50115a146a7f1bd-5"/>
-            <w:r>
-              <w:drawing>
-                <wp:inline>
-                  <wp:extent cx="5943600" cy="8229600"/>
-                  <wp:effectExtent b="0" l="0" r="0" t="0"/>
-                  <wp:docPr descr=" " title="" id="45" name="Picture"/>
-                  <a:graphic>
-                    <a:graphicData uri="http://schemas.openxmlformats.org/drawingml/2006/picture">
-                      <pic:pic>
-                        <pic:nvPicPr>
-                          <pic:cNvPr descr="images/rear_wall_04b.png" id="46" name="Picture"/>
-                          <pic:cNvPicPr>
-                            <a:picLocks noChangeArrowheads="1" noChangeAspect="1"/>
-                          </pic:cNvPicPr>
-                        </pic:nvPicPr>
-                        <pic:blipFill>
-                          <a:blip r:embed="rId44"/>
-                          <a:stretch>
-                            <a:fillRect/>
-                          </a:stretch>
-                        </pic:blipFill>
-                        <pic:spPr bwMode="auto">
-                          <a:xfrm>
-                            <a:off x="0" y="0"/>
-                            <a:ext cx="5943600" cy="8229600"/>
-                          </a:xfrm>
-                          <a:prstGeom prst="rect">
-                            <a:avLst/>
-                          </a:prstGeom>
-                          <a:noFill/>
-                          <a:ln w="9525">
-                            <a:noFill/>
-                            <a:headEnd/>
-                            <a:tailEnd/>
-                          </a:ln>
-                        </pic:spPr>
-                      </pic:pic>
-                    </a:graphicData>
-                  </a:graphic>
-                </wp:inline>
-              </w:drawing>
-            </w:r>
-            <w:bookmarkEnd w:id="47"/>
-          </w:p>
-          <w:p>
-            <w:pPr>
-              <w:jc w:val="center"/>
-            </w:pPr>
-            <w:pPr>
-              <w:jc w:val="start"/>
-              <w:spacing w:before="200"/>
-              <w:pStyle w:val="ImageCaption"/>
-            </w:pPr>
-            <w:r>
-              <w:t xml:space="preserve"> </w:t>
-            </w:r>
-          </w:p>
-          <w:bookmarkEnd w:id="48"/>
-        </w:tc>
-      </w:tr>
-    </w:tbl>
-    <w:bookmarkEnd w:id="49"/>
-    <w:bookmarkStart w:id="55" w:name="step-5"/>
-    <w:p>
-      <w:pPr>
-        <w:pStyle w:val="Heading2"/>
-      </w:pPr>
-      <w:r>
-        <w:t xml:space="preserve">Step 5</w:t>
-      </w:r>
-    </w:p>
-    <w:p>
-      <w:pPr>
-        <w:pStyle w:val="Compact"/>
-        <w:numPr>
-          <w:ilvl w:val="0"/>
-          <w:numId w:val="1007"/>
-        </w:numPr>
-      </w:pPr>
-      <w:r>
-        <w:t xml:space="preserve">Line the Tyvek up to be flush with the top and overlap about 6” on the sides</w:t>
-      </w:r>
-    </w:p>
-    <w:p>
-      <w:pPr>
-        <w:pStyle w:val="Compact"/>
-        <w:numPr>
-          <w:ilvl w:val="0"/>
-          <w:numId w:val="1007"/>
-        </w:numPr>
-      </w:pPr>
-      <w:r>
-        <w:t xml:space="preserve">Roll out little bits at a time and staple 8” apart along the top plate, pulling the Tyvek</w:t>
-      </w:r>
-      <w:r>
-        <w:t xml:space="preserve"> </w:t>
-      </w:r>
-      <w:r>
-        <w:t xml:space="preserve">so that it will be tight. At the end of the top cut off the roll with about 6” extra on the side</w:t>
-      </w:r>
-    </w:p>
-    <w:p>
-      <w:pPr>
-        <w:pStyle w:val="Compact"/>
-        <w:numPr>
-          <w:ilvl w:val="0"/>
-          <w:numId w:val="1007"/>
-        </w:numPr>
-      </w:pPr>
-      <w:r>
-        <w:t xml:space="preserve">Staple around the perimeter pulling so that it is tight</w:t>
-      </w:r>
-    </w:p>
-    <w:p>
-      <w:pPr>
-        <w:pStyle w:val="Compact"/>
-        <w:numPr>
-          <w:ilvl w:val="0"/>
-          <w:numId w:val="1007"/>
-        </w:numPr>
-      </w:pPr>
-      <w:r>
-        <w:t xml:space="preserve">Staple along ALL of the inner studs, across the top and bottom of the window .and across the bottom of the A/C blocking</w:t>
-      </w:r>
-    </w:p>
-    <w:p>
-      <w:r>
-        <w:br w:type="page"/>
-      </w:r>
-    </w:p>
-    <w:tbl>
-      <w:tblPr>
-        <w:tblStyle w:val="Table"/>
-        <w:tblW w:type="pct" w:w="5000"/>
-        <w:tblLayout w:type="fixed"/>
-        <w:tblLook w:firstRow="0" w:lastRow="0" w:firstColumn="0" w:lastColumn="0" w:noHBand="0" w:noVBand="0" w:val="0000"/>
-      </w:tblPr>
-      <w:tblGrid>
-        <w:gridCol w:w="7920"/>
-      </w:tblGrid>
-      <w:tr>
-        <w:tc>
-          <w:tcPr/>
-          <w:bookmarkStart w:id="54" w:name="fig-539a35d47e664c97a50115a146a7f1bd-6"/>
-          <w:p>
-            <w:pPr>
-              <w:pStyle w:val="Compact"/>
-              <w:jc w:val="center"/>
-            </w:pPr>
-            <w:bookmarkStart w:id="53" w:name="fig-539a35d47e664c97a50115a146a7f1bd-6"/>
-            <w:r>
-              <w:drawing>
-                <wp:inline>
-                  <wp:extent cx="5943600" cy="8229600"/>
-                  <wp:effectExtent b="0" l="0" r="0" t="0"/>
-                  <wp:docPr descr=" " title="" id="51" name="Picture"/>
-                  <a:graphic>
-                    <a:graphicData uri="http://schemas.openxmlformats.org/drawingml/2006/picture">
-                      <pic:pic>
-                        <pic:nvPicPr>
-                          <pic:cNvPr descr="images/rear_wall_05.png" id="52" name="Picture"/>
-                          <pic:cNvPicPr>
-                            <a:picLocks noChangeArrowheads="1" noChangeAspect="1"/>
-                          </pic:cNvPicPr>
-                        </pic:nvPicPr>
-                        <pic:blipFill>
-                          <a:blip r:embed="rId50"/>
-                          <a:stretch>
-                            <a:fillRect/>
-                          </a:stretch>
-                        </pic:blipFill>
-                        <pic:spPr bwMode="auto">
-                          <a:xfrm>
-                            <a:off x="0" y="0"/>
-                            <a:ext cx="5943600" cy="8229600"/>
-                          </a:xfrm>
-                          <a:prstGeom prst="rect">
-                            <a:avLst/>
-                          </a:prstGeom>
-                          <a:noFill/>
-                          <a:ln w="9525">
-                            <a:noFill/>
-                            <a:headEnd/>
-                            <a:tailEnd/>
-                          </a:ln>
-                        </pic:spPr>
-                      </pic:pic>
-                    </a:graphicData>
-                  </a:graphic>
-                </wp:inline>
-              </w:drawing>
-            </w:r>
-            <w:bookmarkEnd w:id="53"/>
-          </w:p>
-          <w:p>
-            <w:pPr>
-              <w:jc w:val="center"/>
-            </w:pPr>
-            <w:pPr>
-              <w:jc w:val="start"/>
-              <w:spacing w:before="200"/>
-              <w:pStyle w:val="ImageCaption"/>
-            </w:pPr>
-            <w:r>
-              <w:t xml:space="preserve"> </w:t>
-            </w:r>
-          </w:p>
-          <w:bookmarkEnd w:id="54"/>
-        </w:tc>
-      </w:tr>
-    </w:tbl>
-    <w:bookmarkEnd w:id="55"/>
-    <w:bookmarkStart w:id="61" w:name="step-6"/>
-    <w:p>
-      <w:pPr>
-        <w:pStyle w:val="Heading2"/>
-      </w:pPr>
-      <w:r>
-        <w:t xml:space="preserve">Step 6</w:t>
-      </w:r>
-    </w:p>
-    <w:p>
-      <w:pPr>
-        <w:pStyle w:val="Compact"/>
-        <w:numPr>
-          <w:ilvl w:val="0"/>
-          <w:numId w:val="1008"/>
-        </w:numPr>
-      </w:pPr>
-      <w:r>
-        <w:t xml:space="preserve">Cut out the Tyvek where the window goes on all 4 sides</w:t>
-      </w:r>
-    </w:p>
-    <w:p>
-      <w:pPr>
-        <w:pStyle w:val="Compact"/>
-        <w:numPr>
-          <w:ilvl w:val="0"/>
-          <w:numId w:val="1008"/>
-        </w:numPr>
-      </w:pPr>
-      <w:r>
-        <w:t xml:space="preserve">Using the template, cut Peel-and-Stick flashing for the sides and top and bottom of the window opening.</w:t>
-      </w:r>
-    </w:p>
-    <w:p>
-      <w:pPr>
-        <w:pStyle w:val="Compact"/>
-        <w:numPr>
-          <w:ilvl w:val="0"/>
-          <w:numId w:val="1008"/>
-        </w:numPr>
-      </w:pPr>
-      <w:r>
-        <w:t xml:space="preserve">Put peel and stick around the window opening.</w:t>
+        <w:t xml:space="preserve">— use a knife to slit the flashing above the frame at each corner, and fold down over the Tyvek.</w:t>
       </w:r>
     </w:p>
     <w:p>
@@ -1329,89 +1161,55 @@
         <w:br w:type="page"/>
       </w:r>
     </w:p>
-    <w:tbl>
-      <w:tblPr>
-        <w:tblStyle w:val="Table"/>
-        <w:tblW w:type="pct" w:w="5000"/>
-        <w:tblLayout w:type="fixed"/>
-        <w:tblLook w:firstRow="0" w:lastRow="0" w:firstColumn="0" w:lastColumn="0" w:noHBand="0" w:noVBand="0" w:val="0000"/>
-      </w:tblPr>
-      <w:tblGrid>
-        <w:gridCol w:w="7920"/>
-      </w:tblGrid>
-      <w:tr>
-        <w:tc>
-          <w:tcPr/>
-          <w:bookmarkStart w:id="60" w:name="fig-539a35d47e664c97a50115a146a7f1bd-7"/>
-          <w:p>
-            <w:pPr>
-              <w:pStyle w:val="Compact"/>
-              <w:jc w:val="center"/>
-            </w:pPr>
-            <w:bookmarkStart w:id="59" w:name="fig-539a35d47e664c97a50115a146a7f1bd-7"/>
-            <w:r>
-              <w:drawing>
-                <wp:inline>
-                  <wp:extent cx="5943600" cy="8229600"/>
-                  <wp:effectExtent b="0" l="0" r="0" t="0"/>
-                  <wp:docPr descr=" " title="" id="57" name="Picture"/>
-                  <a:graphic>
-                    <a:graphicData uri="http://schemas.openxmlformats.org/drawingml/2006/picture">
-                      <pic:pic>
-                        <pic:nvPicPr>
-                          <pic:cNvPr descr="images/rear_wall_06.png" id="58" name="Picture"/>
-                          <pic:cNvPicPr>
-                            <a:picLocks noChangeArrowheads="1" noChangeAspect="1"/>
-                          </pic:cNvPicPr>
-                        </pic:nvPicPr>
-                        <pic:blipFill>
-                          <a:blip r:embed="rId56"/>
-                          <a:stretch>
-                            <a:fillRect/>
-                          </a:stretch>
-                        </pic:blipFill>
-                        <pic:spPr bwMode="auto">
-                          <a:xfrm>
-                            <a:off x="0" y="0"/>
-                            <a:ext cx="5943600" cy="8229600"/>
-                          </a:xfrm>
-                          <a:prstGeom prst="rect">
-                            <a:avLst/>
-                          </a:prstGeom>
-                          <a:noFill/>
-                          <a:ln w="9525">
-                            <a:noFill/>
-                            <a:headEnd/>
-                            <a:tailEnd/>
-                          </a:ln>
-                        </pic:spPr>
-                      </pic:pic>
-                    </a:graphicData>
-                  </a:graphic>
-                </wp:inline>
-              </w:drawing>
-            </w:r>
-            <w:bookmarkEnd w:id="59"/>
-          </w:p>
-          <w:p>
-            <w:pPr>
-              <w:jc w:val="center"/>
-            </w:pPr>
-            <w:pPr>
-              <w:jc w:val="start"/>
-              <w:spacing w:before="200"/>
-              <w:pStyle w:val="ImageCaption"/>
-            </w:pPr>
-            <w:r>
-              <w:t xml:space="preserve"> </w:t>
-            </w:r>
-          </w:p>
-          <w:bookmarkEnd w:id="60"/>
-        </w:tc>
-      </w:tr>
-    </w:tbl>
-    <w:bookmarkEnd w:id="61"/>
-    <w:bookmarkStart w:id="67" w:name="step-7"/>
+    <w:p>
+      <w:pPr>
+        <w:pStyle w:val="FirstParagraph"/>
+      </w:pPr>
+      <w:r>
+        <w:drawing>
+          <wp:inline>
+            <wp:extent cx="5943600" cy="8229600"/>
+            <wp:effectExtent b="0" l="0" r="0" t="0"/>
+            <wp:docPr descr="" title="" id="45" name="Picture"/>
+            <a:graphic>
+              <a:graphicData uri="http://schemas.openxmlformats.org/drawingml/2006/picture">
+                <pic:pic>
+                  <pic:nvPicPr>
+                    <pic:cNvPr descr="images/rear_wall_06.png" id="46" name="Picture"/>
+                    <pic:cNvPicPr>
+                      <a:picLocks noChangeArrowheads="1" noChangeAspect="1"/>
+                    </pic:cNvPicPr>
+                  </pic:nvPicPr>
+                  <pic:blipFill>
+                    <a:blip r:embed="rId44"/>
+                    <a:stretch>
+                      <a:fillRect/>
+                    </a:stretch>
+                  </pic:blipFill>
+                  <pic:spPr bwMode="auto">
+                    <a:xfrm>
+                      <a:off x="0" y="0"/>
+                      <a:ext cx="5943600" cy="8229600"/>
+                    </a:xfrm>
+                    <a:prstGeom prst="rect">
+                      <a:avLst/>
+                    </a:prstGeom>
+                    <a:noFill/>
+                    <a:ln w="9525">
+                      <a:noFill/>
+                      <a:headEnd/>
+                      <a:tailEnd/>
+                    </a:ln>
+                  </pic:spPr>
+                </pic:pic>
+              </a:graphicData>
+            </a:graphic>
+          </wp:inline>
+        </w:drawing>
+      </w:r>
+    </w:p>
+    <w:bookmarkEnd w:id="47"/>
+    <w:bookmarkStart w:id="51" w:name="step-7"/>
     <w:p>
       <w:pPr>
         <w:pStyle w:val="Heading2"/>
@@ -1501,7 +1299,7 @@
         <w:br/>
       </w:r>
       <w:r>
-        <w:t xml:space="preserve">— Using body weight, seal the center seam and nail at an angle, starting about 3/4” away from the panel edge</w:t>
+        <w:t xml:space="preserve">— Using body weight, seal the center seam and nail at an angle, starting about ½” away from the panel edge</w:t>
       </w:r>
       <w:r>
         <w:br/>
@@ -1533,89 +1331,55 @@
         <w:br w:type="page"/>
       </w:r>
     </w:p>
-    <w:tbl>
-      <w:tblPr>
-        <w:tblStyle w:val="Table"/>
-        <w:tblW w:type="pct" w:w="5000"/>
-        <w:tblLayout w:type="fixed"/>
-        <w:tblLook w:firstRow="0" w:lastRow="0" w:firstColumn="0" w:lastColumn="0" w:noHBand="0" w:noVBand="0" w:val="0000"/>
-      </w:tblPr>
-      <w:tblGrid>
-        <w:gridCol w:w="7920"/>
-      </w:tblGrid>
-      <w:tr>
-        <w:tc>
-          <w:tcPr/>
-          <w:bookmarkStart w:id="66" w:name="fig-539a35d47e664c97a50115a146a7f1bd-8"/>
-          <w:p>
-            <w:pPr>
-              <w:pStyle w:val="Compact"/>
-              <w:jc w:val="center"/>
-            </w:pPr>
-            <w:bookmarkStart w:id="65" w:name="fig-539a35d47e664c97a50115a146a7f1bd-8"/>
-            <w:r>
-              <w:drawing>
-                <wp:inline>
-                  <wp:extent cx="5943600" cy="8229600"/>
-                  <wp:effectExtent b="0" l="0" r="0" t="0"/>
-                  <wp:docPr descr=" " title="" id="63" name="Picture"/>
-                  <a:graphic>
-                    <a:graphicData uri="http://schemas.openxmlformats.org/drawingml/2006/picture">
-                      <pic:pic>
-                        <pic:nvPicPr>
-                          <pic:cNvPr descr="images/rear_wall_07.png" id="64" name="Picture"/>
-                          <pic:cNvPicPr>
-                            <a:picLocks noChangeArrowheads="1" noChangeAspect="1"/>
-                          </pic:cNvPicPr>
-                        </pic:nvPicPr>
-                        <pic:blipFill>
-                          <a:blip r:embed="rId62"/>
-                          <a:stretch>
-                            <a:fillRect/>
-                          </a:stretch>
-                        </pic:blipFill>
-                        <pic:spPr bwMode="auto">
-                          <a:xfrm>
-                            <a:off x="0" y="0"/>
-                            <a:ext cx="5943600" cy="8229600"/>
-                          </a:xfrm>
-                          <a:prstGeom prst="rect">
-                            <a:avLst/>
-                          </a:prstGeom>
-                          <a:noFill/>
-                          <a:ln w="9525">
-                            <a:noFill/>
-                            <a:headEnd/>
-                            <a:tailEnd/>
-                          </a:ln>
-                        </pic:spPr>
-                      </pic:pic>
-                    </a:graphicData>
-                  </a:graphic>
-                </wp:inline>
-              </w:drawing>
-            </w:r>
-            <w:bookmarkEnd w:id="65"/>
-          </w:p>
-          <w:p>
-            <w:pPr>
-              <w:jc w:val="center"/>
-            </w:pPr>
-            <w:pPr>
-              <w:jc w:val="start"/>
-              <w:spacing w:before="200"/>
-              <w:pStyle w:val="ImageCaption"/>
-            </w:pPr>
-            <w:r>
-              <w:t xml:space="preserve"> </w:t>
-            </w:r>
-          </w:p>
-          <w:bookmarkEnd w:id="66"/>
-        </w:tc>
-      </w:tr>
-    </w:tbl>
-    <w:bookmarkEnd w:id="67"/>
-    <w:bookmarkStart w:id="73" w:name="step-8"/>
+    <w:p>
+      <w:pPr>
+        <w:pStyle w:val="FirstParagraph"/>
+      </w:pPr>
+      <w:r>
+        <w:drawing>
+          <wp:inline>
+            <wp:extent cx="5943600" cy="8229600"/>
+            <wp:effectExtent b="0" l="0" r="0" t="0"/>
+            <wp:docPr descr="" title="" id="49" name="Picture"/>
+            <a:graphic>
+              <a:graphicData uri="http://schemas.openxmlformats.org/drawingml/2006/picture">
+                <pic:pic>
+                  <pic:nvPicPr>
+                    <pic:cNvPr descr="images/rear_wall_07.png" id="50" name="Picture"/>
+                    <pic:cNvPicPr>
+                      <a:picLocks noChangeArrowheads="1" noChangeAspect="1"/>
+                    </pic:cNvPicPr>
+                  </pic:nvPicPr>
+                  <pic:blipFill>
+                    <a:blip r:embed="rId48"/>
+                    <a:stretch>
+                      <a:fillRect/>
+                    </a:stretch>
+                  </pic:blipFill>
+                  <pic:spPr bwMode="auto">
+                    <a:xfrm>
+                      <a:off x="0" y="0"/>
+                      <a:ext cx="5943600" cy="8229600"/>
+                    </a:xfrm>
+                    <a:prstGeom prst="rect">
+                      <a:avLst/>
+                    </a:prstGeom>
+                    <a:noFill/>
+                    <a:ln w="9525">
+                      <a:noFill/>
+                      <a:headEnd/>
+                      <a:tailEnd/>
+                    </a:ln>
+                  </pic:spPr>
+                </pic:pic>
+              </a:graphicData>
+            </a:graphic>
+          </wp:inline>
+        </w:drawing>
+      </w:r>
+    </w:p>
+    <w:bookmarkEnd w:id="51"/>
+    <w:bookmarkStart w:id="55" w:name="step-8"/>
     <w:p>
       <w:pPr>
         <w:pStyle w:val="Heading2"/>
@@ -1723,24 +1487,48 @@
         <w:br/>
       </w:r>
       <w:r>
-        <w:t xml:space="preserve">— Cut the length of the sides plus 4 in and then in half lengthwise.</w:t>
+        <w:t xml:space="preserve">— Using the pattern board, cut two</w:t>
+      </w:r>
+      <w:r>
+        <w:t xml:space="preserve"> </w:t>
+      </w:r>
+      <w:r>
+        <w:t xml:space="preserve">“outer long”</w:t>
+      </w:r>
+      <w:r>
+        <w:t xml:space="preserve"> </w:t>
+      </w:r>
+      <w:r>
+        <w:t xml:space="preserve">pieces and one</w:t>
+      </w:r>
+      <w:r>
+        <w:t xml:space="preserve"> </w:t>
+      </w:r>
+      <w:r>
+        <w:t xml:space="preserve">“outer short”</w:t>
+      </w:r>
+      <w:r>
+        <w:t xml:space="preserve"> </w:t>
+      </w:r>
+      <w:r>
+        <w:t xml:space="preserve">piece.</w:t>
       </w:r>
       <w:r>
         <w:br/>
       </w:r>
       <w:r>
+        <w:t xml:space="preserve">— Align each piece against the corners of the window, sides first, then the top</w:t>
+      </w:r>
+      <w:r>
+        <w:br/>
+      </w:r>
+      <w:r>
         <w:t xml:space="preserve">— Make sure it does not extend beyond the pencil lines</w:t>
       </w:r>
       <w:r>
         <w:br/>
       </w:r>
       <w:r>
-        <w:t xml:space="preserve">— Align each piece against the corners of the window, sides first, then the top</w:t>
-      </w:r>
-      <w:r>
-        <w:br/>
-      </w:r>
-      <w:r>
         <w:t xml:space="preserve">— NOT on the bottom of the window</w:t>
       </w:r>
     </w:p>
@@ -1792,89 +1580,55 @@
         <w:t xml:space="preserve">Caulk all nails after tilt-up.</w:t>
       </w:r>
     </w:p>
-    <w:tbl>
-      <w:tblPr>
-        <w:tblStyle w:val="Table"/>
-        <w:tblW w:type="pct" w:w="5000"/>
-        <w:tblLayout w:type="fixed"/>
-        <w:tblLook w:firstRow="0" w:lastRow="0" w:firstColumn="0" w:lastColumn="0" w:noHBand="0" w:noVBand="0" w:val="0000"/>
-      </w:tblPr>
-      <w:tblGrid>
-        <w:gridCol w:w="7920"/>
-      </w:tblGrid>
-      <w:tr>
-        <w:tc>
-          <w:tcPr/>
-          <w:bookmarkStart w:id="72" w:name="fig-539a35d47e664c97a50115a146a7f1bd-9"/>
-          <w:p>
-            <w:pPr>
-              <w:pStyle w:val="Compact"/>
-              <w:jc w:val="center"/>
-            </w:pPr>
-            <w:bookmarkStart w:id="71" w:name="fig-539a35d47e664c97a50115a146a7f1bd-9"/>
-            <w:r>
-              <w:drawing>
-                <wp:inline>
-                  <wp:extent cx="5943600" cy="8229600"/>
-                  <wp:effectExtent b="0" l="0" r="0" t="0"/>
-                  <wp:docPr descr=" " title="" id="69" name="Picture"/>
-                  <a:graphic>
-                    <a:graphicData uri="http://schemas.openxmlformats.org/drawingml/2006/picture">
-                      <pic:pic>
-                        <pic:nvPicPr>
-                          <pic:cNvPr descr="images/rear_wall_08.png" id="70" name="Picture"/>
-                          <pic:cNvPicPr>
-                            <a:picLocks noChangeArrowheads="1" noChangeAspect="1"/>
-                          </pic:cNvPicPr>
-                        </pic:nvPicPr>
-                        <pic:blipFill>
-                          <a:blip r:embed="rId68"/>
-                          <a:stretch>
-                            <a:fillRect/>
-                          </a:stretch>
-                        </pic:blipFill>
-                        <pic:spPr bwMode="auto">
-                          <a:xfrm>
-                            <a:off x="0" y="0"/>
-                            <a:ext cx="5943600" cy="8229600"/>
-                          </a:xfrm>
-                          <a:prstGeom prst="rect">
-                            <a:avLst/>
-                          </a:prstGeom>
-                          <a:noFill/>
-                          <a:ln w="9525">
-                            <a:noFill/>
-                            <a:headEnd/>
-                            <a:tailEnd/>
-                          </a:ln>
-                        </pic:spPr>
-                      </pic:pic>
-                    </a:graphicData>
-                  </a:graphic>
-                </wp:inline>
-              </w:drawing>
-            </w:r>
-            <w:bookmarkEnd w:id="71"/>
-          </w:p>
-          <w:p>
-            <w:pPr>
-              <w:jc w:val="center"/>
-            </w:pPr>
-            <w:pPr>
-              <w:jc w:val="start"/>
-              <w:spacing w:before="200"/>
-              <w:pStyle w:val="ImageCaption"/>
-            </w:pPr>
-            <w:r>
-              <w:t xml:space="preserve"> </w:t>
-            </w:r>
-          </w:p>
-          <w:bookmarkEnd w:id="72"/>
-        </w:tc>
-      </w:tr>
-    </w:tbl>
-    <w:bookmarkEnd w:id="73"/>
-    <w:bookmarkEnd w:id="74"/>
+    <w:p>
+      <w:pPr>
+        <w:pStyle w:val="FirstParagraph"/>
+      </w:pPr>
+      <w:r>
+        <w:drawing>
+          <wp:inline>
+            <wp:extent cx="5943600" cy="8229600"/>
+            <wp:effectExtent b="0" l="0" r="0" t="0"/>
+            <wp:docPr descr="" title="" id="53" name="Picture"/>
+            <a:graphic>
+              <a:graphicData uri="http://schemas.openxmlformats.org/drawingml/2006/picture">
+                <pic:pic>
+                  <pic:nvPicPr>
+                    <pic:cNvPr descr="images/rear_wall_08.png" id="54" name="Picture"/>
+                    <pic:cNvPicPr>
+                      <a:picLocks noChangeArrowheads="1" noChangeAspect="1"/>
+                    </pic:cNvPicPr>
+                  </pic:nvPicPr>
+                  <pic:blipFill>
+                    <a:blip r:embed="rId52"/>
+                    <a:stretch>
+                      <a:fillRect/>
+                    </a:stretch>
+                  </pic:blipFill>
+                  <pic:spPr bwMode="auto">
+                    <a:xfrm>
+                      <a:off x="0" y="0"/>
+                      <a:ext cx="5943600" cy="8229600"/>
+                    </a:xfrm>
+                    <a:prstGeom prst="rect">
+                      <a:avLst/>
+                    </a:prstGeom>
+                    <a:noFill/>
+                    <a:ln w="9525">
+                      <a:noFill/>
+                      <a:headEnd/>
+                      <a:tailEnd/>
+                    </a:ln>
+                  </pic:spPr>
+                </pic:pic>
+              </a:graphicData>
+            </a:graphic>
+          </wp:inline>
+        </w:drawing>
+      </w:r>
+    </w:p>
+    <w:bookmarkEnd w:id="55"/>
+    <w:bookmarkEnd w:id="56"/>
     <w:sectPr>
       <w:headerReference r:id="rId9" w:type="even"/>
       <w:headerReference r:id="rId11" w:type="default"/>
@@ -1913,52 +1667,88 @@
       <w:pBdr>
         <w:top w:val="single" w:sz="4" w:space="1" w:color="BFBFBF" w:themeColor="background1" w:themeShade="BF"/>
       </w:pBdr>
+      <w:rPr>
+        <w:sz w:val="22"/>
+      </w:rPr>
     </w:pPr>
     <w:r>
+      <w:rPr>
+        <w:sz w:val="22"/>
+      </w:rPr>
       <w:t>Sound Foundations NW</w:t>
     </w:r>
     <w:r>
+      <w:rPr>
+        <w:sz w:val="22"/>
+      </w:rPr>
       <w:ptab w:relativeTo="margin" w:alignment="center" w:leader="none"/>
     </w:r>
     <w:r>
+      <w:rPr>
+        <w:sz w:val="22"/>
+      </w:rPr>
       <w:fldChar w:fldCharType="begin"/>
     </w:r>
     <w:r>
+      <w:rPr>
+        <w:sz w:val="22"/>
+      </w:rPr>
       <w:instrText xml:space="preserve"> SAVEDATE  \@ "d MMMM yyyy"  \* MERGEFORMAT </w:instrText>
     </w:r>
     <w:r>
+      <w:rPr>
+        <w:sz w:val="22"/>
+      </w:rPr>
       <w:fldChar w:fldCharType="separate"/>
     </w:r>
     <w:r>
       <w:rPr>
         <w:noProof/>
+        <w:sz w:val="22"/>
       </w:rPr>
-      <w:t>25 January 2025</w:t>
+      <w:t>30 January 2025</w:t>
     </w:r>
     <w:r>
+      <w:rPr>
+        <w:sz w:val="22"/>
+      </w:rPr>
       <w:fldChar w:fldCharType="end"/>
     </w:r>
     <w:r>
+      <w:rPr>
+        <w:sz w:val="22"/>
+      </w:rPr>
       <w:ptab w:relativeTo="margin" w:alignment="right" w:leader="none"/>
     </w:r>
     <w:r>
+      <w:rPr>
+        <w:sz w:val="22"/>
+      </w:rPr>
       <w:fldChar w:fldCharType="begin"/>
     </w:r>
     <w:r>
+      <w:rPr>
+        <w:sz w:val="22"/>
+      </w:rPr>
       <w:instrText xml:space="preserve"> PAGE   \* MERGEFORMAT </w:instrText>
     </w:r>
     <w:r>
+      <w:rPr>
+        <w:sz w:val="22"/>
+      </w:rPr>
       <w:fldChar w:fldCharType="separate"/>
     </w:r>
     <w:r>
       <w:rPr>
         <w:noProof/>
+        <w:sz w:val="22"/>
       </w:rPr>
       <w:t>1</w:t>
     </w:r>
     <w:r>
       <w:rPr>
         <w:noProof/>
+        <w:sz w:val="22"/>
       </w:rPr>
       <w:fldChar w:fldCharType="end"/>
     </w:r>
@@ -2759,6 +2549,10 @@
   <w:style w:default="1" w:styleId="Normal" w:type="paragraph">
     <w:name w:val="Normal"/>
     <w:qFormat/>
+    <w:rsid w:val="0033722B"/>
+    <w:rPr>
+      <w:sz w:val="28"/>
+    </w:rPr>
   </w:style>
   <w:style w:styleId="Heading1" w:type="paragraph">
     <w:name w:val="heading 1"/>
@@ -3067,6 +2861,18 @@
       <w:i/>
       <w:iCs/>
       <w:color w:themeColor="accent1" w:themeShade="BF" w:val="365F91"/>
+    </w:rPr>
+  </w:style>
+  <w:style w:styleId="NoSpacing" w:type="paragraph">
+    <w:name w:val="No Spacing"/>
+    <w:uiPriority w:val="1"/>
+    <w:qFormat/>
+    <w:rsid w:val="0033722B"/>
+    <w:pPr>
+      <w:spacing w:after="0" w:line="240" w:lineRule="auto"/>
+    </w:pPr>
+    <w:rPr>
+      <w:sz w:val="28"/>
     </w:rPr>
   </w:style>
   <w:style w:type="paragraph" w:customStyle="1" w:styleId="SourceCode">
